--- a/en/wisdom-stories/mothers-love.docx
+++ b/en/wisdom-stories/mothers-love.docx
@@ -4,344 +4,183 @@
   <w:body>
     <w:p>
       <w:pPr>
-        <w:spacing w:before="0" w:after="60"/>
-        <w:jc w:val="left"/>
+        <w:pStyle w:val="Title"/>
       </w:pPr>
       <w:r>
-        <w:rPr>
-          <w:rFonts w:ascii="Arial" w:hAnsi="Arial" w:eastAsia="Arial"/>
-          <w:i w:val="0"/>
-          <w:color w:val="000000"/>
-          <w:sz w:val="52"/>
-        </w:rPr>
         <w:t>A Mother’s Love</w:t>
       </w:r>
     </w:p>
     <w:p>
       <w:pPr>
-        <w:jc w:val="left"/>
+        <w:spacing w:after="80"/>
       </w:pPr>
       <w:r>
-        <w:rPr>
-          <w:rFonts w:ascii="Arial" w:hAnsi="Arial" w:eastAsia="Arial"/>
-          <w:i w:val="0"/>
-          <w:color w:val="000000"/>
-          <w:sz w:val="22"/>
-        </w:rPr>
         <w:t>Erich Fromm</w:t>
       </w:r>
     </w:p>
     <w:p>
       <w:pPr>
-        <w:jc w:val="left"/>
+        <w:spacing w:after="80"/>
       </w:pPr>
       <w:r>
-        <w:rPr>
-          <w:rFonts w:ascii="Arial" w:hAnsi="Arial" w:eastAsia="Arial"/>
-          <w:i w:val="0"/>
-          <w:color w:val="000000"/>
-          <w:sz w:val="22"/>
-        </w:rPr>
         <w:t>I am one year old—completely happy, because my mother is always beside me.</w:t>
       </w:r>
     </w:p>
     <w:p>
       <w:pPr>
-        <w:jc w:val="left"/>
+        <w:spacing w:after="80"/>
       </w:pPr>
       <w:r>
-        <w:rPr>
-          <w:rFonts w:ascii="Arial" w:hAnsi="Arial" w:eastAsia="Arial"/>
-          <w:i w:val="0"/>
-          <w:color w:val="000000"/>
-          <w:sz w:val="22"/>
-        </w:rPr>
         <w:t>I am two—my mother is with me only sometimes. I wonder what is happening.</w:t>
       </w:r>
     </w:p>
     <w:p>
       <w:pPr>
-        <w:jc w:val="left"/>
+        <w:spacing w:after="80"/>
       </w:pPr>
       <w:r>
-        <w:rPr>
-          <w:rFonts w:ascii="Arial" w:hAnsi="Arial" w:eastAsia="Arial"/>
-          <w:i w:val="0"/>
-          <w:color w:val="000000"/>
-          <w:sz w:val="22"/>
-        </w:rPr>
         <w:t>I am three—my mother is at work, and my nanny is with me.</w:t>
       </w:r>
     </w:p>
     <w:p>
       <w:pPr>
-        <w:jc w:val="left"/>
+        <w:spacing w:after="80"/>
       </w:pPr>
       <w:r>
-        <w:rPr>
-          <w:rFonts w:ascii="Arial" w:hAnsi="Arial" w:eastAsia="Arial"/>
-          <w:i w:val="0"/>
-          <w:color w:val="000000"/>
-          <w:sz w:val="22"/>
-        </w:rPr>
         <w:t>I am five—my mother is in a meeting, and my grandmother is with me.</w:t>
       </w:r>
     </w:p>
     <w:p>
       <w:pPr>
-        <w:jc w:val="left"/>
+        <w:spacing w:after="80"/>
       </w:pPr>
       <w:r>
-        <w:rPr>
-          <w:rFonts w:ascii="Arial" w:hAnsi="Arial" w:eastAsia="Arial"/>
-          <w:i w:val="0"/>
-          <w:color w:val="000000"/>
-          <w:sz w:val="22"/>
-        </w:rPr>
         <w:t>I am seven—my mother is at a seminar; I am at school with my teacher.</w:t>
       </w:r>
     </w:p>
     <w:p>
       <w:pPr>
-        <w:jc w:val="left"/>
+        <w:spacing w:after="80"/>
       </w:pPr>
       <w:r>
-        <w:rPr>
-          <w:rFonts w:ascii="Arial" w:hAnsi="Arial" w:eastAsia="Arial"/>
-          <w:i w:val="0"/>
-          <w:color w:val="000000"/>
-          <w:sz w:val="22"/>
-        </w:rPr>
         <w:t>I am thirteen—a teenager. My mother still has to work, and my friends are beside me.</w:t>
       </w:r>
     </w:p>
     <w:p>
       <w:pPr>
-        <w:jc w:val="left"/>
+        <w:spacing w:after="80"/>
       </w:pPr>
       <w:r>
-        <w:rPr>
-          <w:rFonts w:ascii="Arial" w:hAnsi="Arial" w:eastAsia="Arial"/>
-          <w:i w:val="0"/>
-          <w:color w:val="000000"/>
-          <w:sz w:val="22"/>
-        </w:rPr>
         <w:t>I am seventeen—my mother comes home exhausted. I am at school, in class, or at a café with friends.</w:t>
       </w:r>
     </w:p>
     <w:p>
       <w:pPr>
-        <w:jc w:val="left"/>
+        <w:spacing w:after="80"/>
       </w:pPr>
       <w:r>
-        <w:rPr>
-          <w:rFonts w:ascii="Arial" w:hAnsi="Arial" w:eastAsia="Arial"/>
-          <w:i w:val="0"/>
-          <w:color w:val="000000"/>
-          <w:sz w:val="22"/>
-        </w:rPr>
         <w:t>I am twenty—young and confident. My mother is not at home, but my friends are with me.</w:t>
       </w:r>
     </w:p>
     <w:p>
       <w:pPr>
-        <w:jc w:val="left"/>
+        <w:spacing w:after="80"/>
       </w:pPr>
       <w:r>
-        <w:rPr>
-          <w:rFonts w:ascii="Arial" w:hAnsi="Arial" w:eastAsia="Arial"/>
-          <w:i w:val="0"/>
-          <w:color w:val="000000"/>
-          <w:sz w:val="22"/>
-        </w:rPr>
         <w:t>I am twenty-three—I have started working. My mother is home now, while I am at work.</w:t>
       </w:r>
     </w:p>
     <w:p>
-      <w:pPr>
-        <w:jc w:val="left"/>
-      </w:pPr>
+      <w:pPr/>
       <w:r>
-        <w:rPr>
-          <w:rFonts w:ascii="Arial" w:hAnsi="Arial" w:eastAsia="Arial"/>
-          <w:i w:val="0"/>
-          <w:color w:val="000000"/>
-          <w:sz w:val="22"/>
-        </w:rPr>
         <w:t>I am thirty—and I wonder: when did my mother and I last spend real time together? Something is wrong.</w:t>
       </w:r>
     </w:p>
     <w:p>
       <w:pPr>
-        <w:jc w:val="left"/>
+        <w:spacing w:after="80"/>
       </w:pPr>
       <w:r>
-        <w:rPr>
-          <w:rFonts w:ascii="Arial" w:hAnsi="Arial" w:eastAsia="Arial"/>
-          <w:i w:val="0"/>
-          <w:color w:val="000000"/>
-          <w:sz w:val="22"/>
-        </w:rPr>
         <w:t>I am thirty-five—married. My mother lives in her home, and I in mine.</w:t>
       </w:r>
     </w:p>
     <w:p>
       <w:pPr>
-        <w:jc w:val="left"/>
+        <w:spacing w:after="80"/>
       </w:pPr>
       <w:r>
-        <w:rPr>
-          <w:rFonts w:ascii="Arial" w:hAnsi="Arial" w:eastAsia="Arial"/>
-          <w:i w:val="0"/>
-          <w:color w:val="000000"/>
-          <w:sz w:val="22"/>
-        </w:rPr>
         <w:t>I am forty—my mother waits for me just as I once waited for her as a child.</w:t>
       </w:r>
     </w:p>
     <w:p>
-      <w:pPr>
-        <w:jc w:val="left"/>
-      </w:pPr>
+      <w:pPr/>
       <w:r>
-        <w:rPr>
-          <w:rFonts w:ascii="Arial" w:hAnsi="Arial" w:eastAsia="Arial"/>
-          <w:i w:val="0"/>
-          <w:color w:val="000000"/>
-          <w:sz w:val="22"/>
-        </w:rPr>
-        <w:t>I am fifty—I have grown older, yet one wish never ages: to press my heart to hers, embrace her, and rest my head on her tired knees.</w:t>
+        <w:t>I am fifty—I am older now, but one wish remains unchanged: to hold my mother close and rest my head in her lap.</w:t>
       </w:r>
     </w:p>
     <w:p>
-      <w:pPr>
-        <w:jc w:val="left"/>
-      </w:pPr>
+      <w:pPr/>
       <w:r>
-        <w:rPr>
-          <w:rFonts w:ascii="Arial" w:hAnsi="Arial" w:eastAsia="Arial"/>
-          <w:i w:val="0"/>
-          <w:color w:val="000000"/>
-          <w:sz w:val="22"/>
-        </w:rPr>
         <w:t>I am fifty-five—another mother is always beside me now, the mother of my children. My own mother has passed away, and I live with the ache of missing her.</w:t>
       </w:r>
     </w:p>
     <w:p>
-      <w:pPr>
-        <w:jc w:val="left"/>
-      </w:pPr>
+      <w:pPr/>
       <w:r>
-        <w:rPr>
-          <w:rFonts w:ascii="Arial" w:hAnsi="Arial" w:eastAsia="Arial"/>
-          <w:i w:val="0"/>
-          <w:color w:val="000000"/>
-          <w:sz w:val="22"/>
-        </w:rPr>
         <w:t>In the rush of ordinary life, one of our gravest failures is not giving enough time to our children and those we love. Children are the most precious characters in the extraordinary film of life unfolding before us. If we fail to notice them growing, those passing moments can never be recovered.</w:t>
       </w:r>
     </w:p>
     <w:p>
-      <w:pPr>
-        <w:jc w:val="left"/>
-      </w:pPr>
+      <w:pPr/>
       <w:r>
-        <w:rPr>
-          <w:rFonts w:ascii="Arial" w:hAnsi="Arial" w:eastAsia="Arial"/>
-          <w:i w:val="0"/>
-          <w:color w:val="000000"/>
-          <w:sz w:val="22"/>
-        </w:rPr>
-        <w:t>Life has no stop, play, forward, or rewind buttons that can show us its vanished scenes again. May we understand this before it is too late.</w:t>
+        <w:t>Life has no pause or rewind button. We cannot replay the moments that have passed. May we understand that while there is still time.</w:t>
       </w:r>
     </w:p>
     <w:p>
-      <w:pPr>
-        <w:jc w:val="left"/>
-      </w:pPr>
+      <w:pPr/>
       <w:r>
-        <w:rPr>
-          <w:rFonts w:ascii="Arial" w:hAnsi="Arial" w:eastAsia="Arial"/>
-          <w:i w:val="0"/>
-          <w:color w:val="000000"/>
-          <w:sz w:val="22"/>
-        </w:rPr>
         <w:t>Love your child today. Hold them, take their hand, and remain beside them. Do not miss today’s episode, because tomorrow a new scene of childhood will already have begun.</w:t>
       </w:r>
     </w:p>
     <w:p>
       <w:pPr>
-        <w:jc w:val="left"/>
+        <w:keepNext/>
       </w:pPr>
       <w:r>
-        <w:rPr>
-          <w:rFonts w:ascii="Arial" w:hAnsi="Arial" w:eastAsia="Arial"/>
-          <w:i w:val="0"/>
-          <w:color w:val="000000"/>
-          <w:sz w:val="22"/>
-        </w:rPr>
         <w:t>“A mother’s love is a selfless, protective, and warm refuge. Precisely because it is unconditional, it cannot be obtained by force.”</w:t>
       </w:r>
     </w:p>
     <w:p>
       <w:pPr>
-        <w:pStyle w:val="Moral"/>
         <w:keepNext/>
         <w:keepLines/>
-        <w:widowControl/>
-        <w:spacing w:before="240" w:after="180" w:line="283" w:lineRule="auto"/>
-        <w:ind w:left="240" w:right="240"/>
-        <w:jc w:val="left"/>
-        <w:pBdr>
-          <w:top w:val="single" w:sz="8" w:space="7" w:color="E8D59A"/>
-          <w:left w:val="single" w:sz="32" w:space="11" w:color="C6A23A"/>
-          <w:bottom w:val="single" w:sz="8" w:space="7" w:color="E8D59A"/>
-          <w:right w:val="single" w:sz="8" w:space="11" w:color="E8D59A"/>
-        </w:pBdr>
-        <w:shd w:val="clear" w:color="auto" w:fill="FFF8E1"/>
+        <w:spacing w:before="160"/>
       </w:pPr>
       <w:r>
         <w:rPr>
-          <w:rFonts w:ascii="Arial" w:hAnsi="Arial" w:eastAsia="Arial" w:cs="Arial"/>
           <w:b/>
-          <w:i w:val="0"/>
-          <w:color w:val="9A7417"/>
-          <w:sz w:val="22"/>
         </w:rPr>
-        <w:t xml:space="preserve">Moral: </w:t>
+        <w:t>Moral:</w:t>
       </w:r>
       <w:r>
-        <w:rPr>
-          <w:rFonts w:ascii="Arial" w:hAnsi="Arial" w:eastAsia="Arial" w:cs="Arial"/>
-          <w:b w:val="0"/>
-          <w:i w:val="0"/>
-          <w:color w:val="3F3826"/>
-          <w:sz w:val="22"/>
-        </w:rPr>
-        <w:t>A mother’s love is unconditional and irreplaceable. Make time for those you love today, because time is the most precious thing we can never recover.</w:t>
+        <w:t xml:space="preserve"> A mother’s love is unconditional and irreplaceable. Make time for those you love today, because time is the most precious thing we can never recover.</w:t>
       </w:r>
     </w:p>
     <w:p>
       <w:pPr>
-        <w:keepLines/>
-        <w:widowControl/>
-        <w:spacing w:before="60" w:after="0" w:line="240" w:lineRule="auto"/>
-        <w:jc w:val="right"/>
+        <w:spacing w:after="80"/>
       </w:pPr>
       <w:r>
         <w:rPr>
-          <w:rFonts w:ascii="Arial" w:hAnsi="Arial" w:eastAsia="Arial" w:cs="Arial"/>
-          <w:b w:val="0"/>
           <w:i/>
-          <w:color w:val="8A7950"/>
-          <w:sz w:val="17"/>
+          <w:sz w:val="18"/>
         </w:rPr>
-        <w:t>The story was obtained from open Internet sources.</w:t>
+        <w:t>Source: Publicly available internet sources.</w:t>
       </w:r>
     </w:p>
     <w:sectPr>
       <w:pgSz w:w="12240" w:h="15840"/>
-      <w:pgMar w:top="1440" w:right="1440" w:bottom="1440" w:left="1440" w:header="708" w:footer="708" w:gutter="0"/>
+      <w:pgMar w:top="1080" w:right="1224" w:bottom="1080" w:left="1224" w:header="720" w:footer="720" w:gutter="0"/>
       <w:cols w:space="720"/>
       <w:docGrid w:linePitch="360"/>
     </w:sectPr>
@@ -713,12 +552,14 @@
     <w:qFormat/>
     <w:rsid w:val="00FC693F"/>
     <w:pPr>
-      <w:spacing w:before="0" w:after="80" w:line="276" w:lineRule="auto"/>
+      <w:widowControl/>
+      <w:spacing w:after="120" w:line="259" w:lineRule="auto"/>
     </w:pPr>
     <w:rPr>
-      <w:rFonts w:ascii="Arial" w:hAnsi="Arial" w:eastAsia="Arial"/>
+      <w:rFonts w:ascii="Arial" w:hAnsi="Arial"/>
       <w:color w:val="000000"/>
       <w:sz w:val="22"/>
+      <w:lang w:val="en-US"/>
     </w:rPr>
   </w:style>
   <w:style w:type="paragraph" w:styleId="Header">
@@ -1062,18 +903,17 @@
     <w:qFormat/>
     <w:rsid w:val="00FC693F"/>
     <w:pPr>
-      <w:pBdr>
-        <w:bottom w:val="single" w:sz="8" w:space="4" w:color="4F81BD" w:themeColor="accent1"/>
-      </w:pBdr>
-      <w:spacing w:after="300" w:line="240" w:lineRule="auto"/>
+      <w:keepNext/>
+      <w:spacing w:after="280" w:line="240" w:lineRule="auto"/>
       <w:contextualSpacing/>
     </w:pPr>
     <w:rPr>
-      <w:rFonts w:asciiTheme="majorHAnsi" w:eastAsiaTheme="majorEastAsia" w:hAnsiTheme="majorHAnsi" w:cstheme="majorBidi"/>
-      <w:color w:val="17365D" w:themeColor="text2" w:themeShade="BF"/>
+      <w:rFonts w:asciiTheme="majorHAnsi" w:eastAsiaTheme="majorEastAsia" w:hAnsiTheme="majorHAnsi" w:cstheme="majorBidi" w:ascii="Arial" w:hAnsi="Arial"/>
+      <w:b/>
+      <w:color w:val="000000"/>
       <w:spacing w:val="5"/>
       <w:kern w:val="28"/>
-      <w:sz w:val="52"/>
+      <w:sz w:val="34"/>
       <w:szCs w:val="52"/>
     </w:rPr>
   </w:style>
@@ -1549,9 +1389,6 @@
     <w:qFormat/>
     <w:rsid w:val="00FC693F"/>
     <w:pPr>
-      <w:pBdr>
-        <w:bottom w:val="single" w:sz="4" w:space="4" w:color="4F81BD" w:themeColor="accent1"/>
-      </w:pBdr>
       <w:spacing w:before="200" w:after="280"/>
       <w:ind w:left="936" w:right="936"/>
     </w:pPr>
@@ -12402,18 +12239,6 @@
         <w:shd w:val="clear" w:color="auto" w:fill="FBCAA2" w:themeFill="accent6" w:themeFillTint="7F"/>
       </w:tcPr>
     </w:tblStylePr>
-  </w:style>
-  <w:style w:type="paragraph" w:customStyle="1" w:styleId="Moral">
-    <w:name w:val="Moral"/>
-    <w:basedOn w:val="Normal"/>
-    <w:pPr>
-      <w:spacing w:before="80" w:after="0" w:line="276" w:lineRule="auto"/>
-    </w:pPr>
-    <w:rPr>
-      <w:rFonts w:ascii="Arial" w:hAnsi="Arial" w:eastAsia="Arial"/>
-      <w:i/>
-      <w:sz w:val="22"/>
-    </w:rPr>
   </w:style>
 </w:styles>
 </file>

--- a/en/wisdom-stories/mothers-love.docx
+++ b/en/wisdom-stories/mothers-love.docx
@@ -79,7 +79,7 @@
         <w:spacing w:after="80"/>
       </w:pPr>
       <w:r>
-        <w:t>I am twenty—young and confident. My mother is not at home, but my friends are with me.</w:t>
+        <w:t>I am twenty—young. My mother is not at home, but my friends are with me.</w:t>
       </w:r>
     </w:p>
     <w:p>
@@ -93,7 +93,7 @@
     <w:p>
       <w:pPr/>
       <w:r>
-        <w:t>I am thirty—and I wonder: when did my mother and I last spend real time together? Something is wrong.</w:t>
+        <w:t>I am thirty—and I wonder: when did my mother and I last spend a lovely time together? There is something strange here.</w:t>
       </w:r>
     </w:p>
     <w:p>
@@ -115,31 +115,31 @@
     <w:p>
       <w:pPr/>
       <w:r>
-        <w:t>I am fifty—I am older now, but one wish remains unchanged: to hold my mother close and rest my head in her lap.</w:t>
+        <w:t>I am fifty—I am older now, but one wish remains unchanged: to join my heart to her heart, embrace her, and lay my head on her tired knees.</w:t>
       </w:r>
     </w:p>
     <w:p>
       <w:pPr/>
       <w:r>
-        <w:t>I am fifty-five—another mother is always beside me now, the mother of my children. My own mother has passed away, and I live with the ache of missing her.</w:t>
+        <w:t>I am fifty-five—I am now always beside a mother, the mother of my children. My own mother has passed away, and I live with the ache of missing her.</w:t>
       </w:r>
     </w:p>
     <w:p>
       <w:pPr/>
       <w:r>
-        <w:t>In the rush of ordinary life, one of our gravest failures is not giving enough time to our children and those we love. Children are the most precious characters in the extraordinary film of life unfolding before us. If we fail to notice them growing, those passing moments can never be recovered.</w:t>
+        <w:t>In the daily course of life, our most serious negligence is sometimes not giving enough time to our children and those we love. Children are the most precious characters in the magnificent film of life that changes rapidly before our eyes. If we fail to notice them growing, those passing moments can never be recovered.</w:t>
       </w:r>
     </w:p>
     <w:p>
       <w:pPr/>
       <w:r>
-        <w:t>Life has no pause or rewind button. We cannot replay the moments that have passed. May we understand that while there is still time.</w:t>
+        <w:t>Life has no stop, start, forward, or back buttons that can show past scenes again. May we understand that while there is still time.</w:t>
       </w:r>
     </w:p>
     <w:p>
       <w:pPr/>
       <w:r>
-        <w:t>Love your child today. Hold them, take their hand, and remain beside them. Do not miss today’s episode, because tomorrow a new scene of childhood will already have begun.</w:t>
+        <w:t>Love your child today. Hold them, take their hand, and remain beside them. Do not miss this day of his childhood, because tomorrow will already be another day.</w:t>
       </w:r>
     </w:p>
     <w:p>
@@ -160,11 +160,9 @@
         <w:rPr>
           <w:b/>
         </w:rPr>
-        <w:t>Moral:</w:t>
+        <w:t>Moral: A mother’s love is unconditional and irreplaceable. Make time for those you love today, because time is the most precious thing we can never recover.</w:t>
       </w:r>
-      <w:r>
-        <w:t xml:space="preserve"> A mother’s love is unconditional and irreplaceable. Make time for those you love today, because time is the most precious thing we can never recover.</w:t>
-      </w:r>
+      <w:r/>
     </w:p>
     <w:p>
       <w:pPr>
@@ -175,7 +173,7 @@
           <w:i/>
           <w:sz w:val="18"/>
         </w:rPr>
-        <w:t>Source: Publicly available internet sources.</w:t>
+        <w:t>Stories are taken from open Internet sources; illustrations were created with AI.</w:t>
       </w:r>
     </w:p>
     <w:sectPr>
